--- a/ТЗ TSGame.docx
+++ b/ТЗ TSGame.docx
@@ -7679,7 +7679,7 @@
       <w:pPr>
         <w:pStyle w:val="34b"/>
         <w:rPr>
-          <w:lang w:val="en-US"/>
+          <w:lang w:val="ru-MD"/>
         </w:rPr>
       </w:pPr>
       <w:r>
@@ -7687,13 +7687,13 @@
       </w:r>
       <w:r>
         <w:rPr>
-          <w:lang w:val="en-US"/>
+          <w:lang w:val="ru-MD"/>
         </w:rPr>
         <w:t>: 15.01.202</w:t>
       </w:r>
       <w:r>
         <w:rPr>
-          <w:lang w:val="en-US"/>
+          <w:lang w:val="ru-MD"/>
         </w:rPr>
         <w:t>6</w:t>
       </w:r>
@@ -7788,17 +7788,23 @@
       <w:pPr>
         <w:pStyle w:val="34b"/>
         <w:rPr>
+          <w:lang w:val="ru-MD"/>
+        </w:rPr>
+      </w:pPr>
+      <w:r>
+        <w:t xml:space="preserve">Целевая платформа – ПК, </w:t>
+      </w:r>
+      <w:r>
+        <w:rPr>
           <w:lang w:val="en-US"/>
         </w:rPr>
-      </w:pPr>
-      <w:r>
-        <w:t xml:space="preserve">Целевая платформа – ПК, </w:t>
-      </w:r>
-      <w:r>
-        <w:rPr>
-          <w:lang w:val="en-US"/>
-        </w:rPr>
-        <w:t>Windows 10/11</w:t>
+        <w:t>Windows</w:t>
+      </w:r>
+      <w:r>
+        <w:rPr>
+          <w:lang w:val="ru-MD"/>
+        </w:rPr>
+        <w:t xml:space="preserve"> 10/11</w:t>
       </w:r>
     </w:p>
     <w:p>
@@ -8267,6 +8273,9 @@
         <w:keepNext/>
       </w:pPr>
       <w:r>
+        <w:rPr>
+          <w:noProof/>
+        </w:rPr>
         <w:drawing>
           <wp:inline distT="0" distB="0" distL="0" distR="0" wp14:anchorId="4796C7CC" wp14:editId="76F85749">
             <wp:extent cx="5601095" cy="1299075"/>
@@ -8440,6 +8449,9 @@
         <w:jc w:val="center"/>
       </w:pPr>
       <w:r>
+        <w:rPr>
+          <w:noProof/>
+        </w:rPr>
         <w:drawing>
           <wp:inline distT="0" distB="0" distL="0" distR="0" wp14:anchorId="01680195" wp14:editId="0EFCFF03">
             <wp:extent cx="2203640" cy="2856408"/>
@@ -8741,7 +8753,7 @@
           <w:b/>
           <w:bCs w:val="0"/>
         </w:rPr>
-        <w:t>Требования к доработке функционального блока…</w:t>
+        <w:t>Требования к доработке функционального блока</w:t>
       </w:r>
       <w:bookmarkEnd w:id="54"/>
       <w:bookmarkEnd w:id="55"/>
@@ -8762,8 +8774,8 @@
       </w:tblPr>
       <w:tblGrid>
         <w:gridCol w:w="2953"/>
-        <w:gridCol w:w="2444"/>
-        <w:gridCol w:w="4514"/>
+        <w:gridCol w:w="2424"/>
+        <w:gridCol w:w="4534"/>
       </w:tblGrid>
       <w:tr>
         <w:tc>
@@ -9020,6 +9032,14 @@
             </w:r>
             <w:r>
               <w:rPr>
+                <w:rFonts w:ascii="Courier New" w:hAnsi="Courier New" w:cs="Courier New"/>
+                <w:szCs w:val="24"/>
+                <w:lang w:val="en-US" w:eastAsia="ru-MD"/>
+              </w:rPr>
+              <w:t>*</w:t>
+            </w:r>
+            <w:r>
+              <w:rPr>
                 <w:szCs w:val="24"/>
                 <w:lang w:val="en-US" w:eastAsia="ru-MD"/>
               </w:rPr>
@@ -9117,6 +9137,22 @@
             </w:r>
             <w:r>
               <w:rPr>
+                <w:rFonts w:ascii="Courier New" w:hAnsi="Courier New" w:cs="Courier New"/>
+                <w:szCs w:val="24"/>
+                <w:lang w:val="ru-MD" w:eastAsia="ru-MD"/>
+              </w:rPr>
+              <w:t>*</w:t>
+            </w:r>
+            <w:r>
+              <w:rPr>
+                <w:rFonts w:ascii="Courier New" w:hAnsi="Courier New" w:cs="Courier New"/>
+                <w:szCs w:val="24"/>
+                <w:lang w:val="ru-MD" w:eastAsia="ru-MD"/>
+              </w:rPr>
+              <w:t>*</w:t>
+            </w:r>
+            <w:r>
+              <w:rPr>
                 <w:szCs w:val="24"/>
                 <w:lang w:val="ru-MD" w:eastAsia="ru-MD"/>
               </w:rPr>
@@ -9548,6 +9584,66 @@
       <w:pPr>
         <w:pStyle w:val="34b"/>
       </w:pPr>
+      <w:r>
+        <w:t xml:space="preserve">* </w:t>
+      </w:r>
+      <w:r>
+        <w:t xml:space="preserve">Перемещение наземного врага происходит процедурно, без заранее созданной траектории. Траектория обуславливается дизайном уровня и не прописывается отдельно. </w:t>
+      </w:r>
+      <w:r>
+        <w:t xml:space="preserve">Не нужна проверка края платформы </w:t>
+      </w:r>
+      <w:r>
+        <w:rPr>
+          <w:lang w:val="ru-MD"/>
+        </w:rPr>
+        <w:t>(</w:t>
+      </w:r>
+      <w:r>
+        <w:rPr>
+          <w:lang w:val="en-US"/>
+        </w:rPr>
+        <w:t>Edge</w:t>
+      </w:r>
+      <w:r>
+        <w:rPr>
+          <w:lang w:val="ru-MD"/>
+        </w:rPr>
+        <w:t xml:space="preserve"> </w:t>
+      </w:r>
+      <w:r>
+        <w:rPr>
+          <w:lang w:val="en-US"/>
+        </w:rPr>
+        <w:t>Detection</w:t>
+      </w:r>
+      <w:r>
+        <w:rPr>
+          <w:lang w:val="ru-MD"/>
+        </w:rPr>
+        <w:t xml:space="preserve">) </w:t>
+      </w:r>
+      <w:r>
+        <w:t>чтобы позволить наземному врагу падать с платформы.</w:t>
+      </w:r>
+    </w:p>
+    <w:p>
+      <w:pPr>
+        <w:pStyle w:val="34b"/>
+      </w:pPr>
+      <w:r>
+        <w:t xml:space="preserve">** </w:t>
+      </w:r>
+      <w:r>
+        <w:t xml:space="preserve">Летающий враг зависает на месте до обнаружения игрока. При обнаружении игрока летающий враг преследует его до потери из поля зрения или </w:t>
+      </w:r>
+      <w:r>
+        <w:lastRenderedPageBreak/>
+        <w:t xml:space="preserve">до смерти врага, реализуя «вечное» преследование, что является одной из механик </w:t>
+      </w:r>
+      <w:r>
+        <w:t xml:space="preserve">врага. </w:t>
+      </w:r>
     </w:p>
     <w:p>
       <w:pPr>
@@ -9566,7 +9662,6 @@
           <w:b/>
           <w:bCs/>
         </w:rPr>
-        <w:lastRenderedPageBreak/>
         <w:t>Требования к видам обеспечения</w:t>
       </w:r>
       <w:bookmarkEnd w:id="56"/>
@@ -9829,6 +9924,7 @@
           <w:b/>
           <w:bCs w:val="0"/>
         </w:rPr>
+        <w:lastRenderedPageBreak/>
         <w:t>Требования к техническому обеспечению</w:t>
       </w:r>
       <w:bookmarkEnd w:id="76"/>
@@ -9844,13 +9940,7 @@
         </w:rPr>
       </w:pPr>
       <w:r>
-        <w:t>Техническое обеспечение (ПК пользователя) предоставляется Заказчиком/Пользователем.</w:t>
-      </w:r>
-      <w:r>
-        <w:t xml:space="preserve"> </w:t>
-      </w:r>
-      <w:r>
-        <w:t>Минимальные требования: 2 ядра CPU, 4 GB RAM, видеокарта с поддержкой OpenGL/Vulkan.</w:t>
+        <w:t>Техническое обеспечение (ПК пользователя) предоставляется Заказчиком/Пользователем. Минимальные требования: 2 ядра CPU, 4 GB RAM, видеокарта с поддержкой OpenGL/Vulkan.</w:t>
       </w:r>
       <w:bookmarkStart w:id="80" w:name="_Toc398683340"/>
       <w:bookmarkStart w:id="81" w:name="_Toc147481996"/>
@@ -9873,7 +9963,6 @@
           <w:b/>
           <w:bCs w:val="0"/>
         </w:rPr>
-        <w:lastRenderedPageBreak/>
         <w:t>Требования к численности и квалификации персонала системы и режиму его работы</w:t>
       </w:r>
       <w:bookmarkEnd w:id="83"/>
@@ -10032,6 +10121,39 @@
     </w:p>
     <w:p>
       <w:pPr>
+        <w:pStyle w:val="34b"/>
+        <w:numPr>
+          <w:ilvl w:val="0"/>
+          <w:numId w:val="25"/>
+        </w:numPr>
+      </w:pPr>
+      <w:r>
+        <w:rPr>
+          <w:lang w:val="ru-MD"/>
+        </w:rPr>
+        <w:t xml:space="preserve">Удаление и создание объектов должно происходить через </w:t>
+      </w:r>
+      <w:r>
+        <w:rPr>
+          <w:lang w:val="en-US"/>
+        </w:rPr>
+        <w:t>call</w:t>
+      </w:r>
+      <w:r>
+        <w:rPr>
+          <w:lang w:val="ru-MD"/>
+        </w:rPr>
+        <w:t>_</w:t>
+      </w:r>
+      <w:r>
+        <w:rPr>
+          <w:lang w:val="en-US"/>
+        </w:rPr>
+        <w:t>deferred</w:t>
+      </w:r>
+    </w:p>
+    <w:p>
+      <w:pPr>
         <w:pStyle w:val="4"/>
         <w:rPr>
           <w:b/>
@@ -10052,6 +10174,21 @@
       </w:pPr>
       <w:r>
         <w:t>Игра должна запускаться</w:t>
+      </w:r>
+      <w:r>
+        <w:t>, не вызыва</w:t>
+      </w:r>
+      <w:r>
+        <w:t>я</w:t>
+      </w:r>
+      <w:r>
+        <w:t xml:space="preserve"> </w:t>
+      </w:r>
+      <w:r>
+        <w:t xml:space="preserve">вылеты </w:t>
+      </w:r>
+      <w:r>
+        <w:t>во время стандартного игрового процесса</w:t>
       </w:r>
     </w:p>
     <w:p>
@@ -10098,6 +10235,7 @@
           <w:b/>
           <w:bCs w:val="0"/>
         </w:rPr>
+        <w:lastRenderedPageBreak/>
         <w:t>Требования безопасности</w:t>
       </w:r>
       <w:bookmarkEnd w:id="95"/>
@@ -10158,7 +10296,6 @@
           <w:b/>
           <w:bCs w:val="0"/>
         </w:rPr>
-        <w:lastRenderedPageBreak/>
         <w:t>Требования к эргономике и технической эстетике</w:t>
       </w:r>
       <w:bookmarkEnd w:id="99"/>
@@ -10435,28 +10572,73 @@
     </w:p>
     <w:p>
       <w:pPr>
-        <w:pStyle w:val="2"/>
+        <w:pStyle w:val="af1"/>
         <w:numPr>
-          <w:ilvl w:val="1"/>
-          <w:numId w:val="28"/>
+          <w:ilvl w:val="0"/>
+          <w:numId w:val="34"/>
         </w:numPr>
-      </w:pPr>
-      <w:r>
+        <w:rPr>
+          <w:sz w:val="28"/>
+          <w:szCs w:val="28"/>
+        </w:rPr>
+      </w:pPr>
+      <w:r>
+        <w:rPr>
+          <w:sz w:val="28"/>
+          <w:szCs w:val="28"/>
+        </w:rPr>
         <w:t>Именование файлов: snake_case для скриптов и сцен (например, player.gd, main_menu.tscn).</w:t>
       </w:r>
     </w:p>
     <w:p>
       <w:pPr>
-        <w:pStyle w:val="2"/>
+        <w:pStyle w:val="af1"/>
         <w:numPr>
-          <w:ilvl w:val="1"/>
-          <w:numId w:val="28"/>
+          <w:ilvl w:val="0"/>
+          <w:numId w:val="34"/>
         </w:numPr>
-      </w:pPr>
-      <w:r>
+        <w:rPr>
+          <w:sz w:val="28"/>
+          <w:szCs w:val="28"/>
+        </w:rPr>
+      </w:pPr>
+      <w:r>
+        <w:rPr>
+          <w:sz w:val="28"/>
+          <w:szCs w:val="28"/>
+        </w:rPr>
         <w:t>Единый стиль кода (GDScript Style Guide).</w:t>
       </w:r>
     </w:p>
+    <w:p>
+      <w:pPr>
+        <w:pStyle w:val="aff5"/>
+        <w:numPr>
+          <w:ilvl w:val="0"/>
+          <w:numId w:val="34"/>
+        </w:numPr>
+        <w:rPr>
+          <w:sz w:val="28"/>
+          <w:szCs w:val="28"/>
+        </w:rPr>
+      </w:pPr>
+      <w:r>
+        <w:rPr>
+          <w:sz w:val="28"/>
+          <w:szCs w:val="28"/>
+        </w:rPr>
+        <w:t>Использование дробных числовых типов данных для обработки физики передвижения, скорости, местоположения</w:t>
+      </w:r>
+      <w:r>
+        <w:rPr>
+          <w:sz w:val="28"/>
+          <w:szCs w:val="28"/>
+        </w:rPr>
+        <w:t>.</w:t>
+      </w:r>
+    </w:p>
+    <w:p/>
+    <w:p/>
     <w:p>
       <w:pPr>
         <w:pStyle w:val="1"/>
@@ -11253,38 +11435,74 @@
           <w:numId w:val="31"/>
         </w:numPr>
         <w:rPr>
+          <w:lang w:val="ru-MD"/>
+        </w:rPr>
+      </w:pPr>
+      <w:r>
+        <w:rPr>
           <w:lang w:val="en-US"/>
         </w:rPr>
-      </w:pPr>
+        <w:t xml:space="preserve">Unit Testing: </w:t>
+      </w:r>
+      <w:r>
+        <w:rPr>
+          <w:lang w:val="ru-MD"/>
+        </w:rPr>
+        <w:t>Тесты</w:t>
+      </w:r>
       <w:r>
         <w:rPr>
           <w:lang w:val="en-US"/>
         </w:rPr>
-        <w:t xml:space="preserve">Unit Testing: </w:t>
+        <w:t xml:space="preserve"> </w:t>
       </w:r>
       <w:r>
         <w:rPr>
           <w:lang w:val="ru-MD"/>
         </w:rPr>
-        <w:t>Тесты</w:t>
+        <w:t>скриптов</w:t>
       </w:r>
       <w:r>
         <w:rPr>
           <w:lang w:val="en-US"/>
         </w:rPr>
-        <w:t xml:space="preserve"> </w:t>
+        <w:t xml:space="preserve"> (test_player.gd, test_collectable.gd)</w:t>
+      </w:r>
+      <w:r>
+        <w:rPr>
+          <w:lang w:val="en-US"/>
+        </w:rPr>
+        <w:t xml:space="preserve">. </w:t>
+      </w:r>
+      <w:r>
+        <w:t xml:space="preserve">В тестах рекомендуется использовать инстансы сцены, для правильной проверки работоспособности дочерних узлов. </w:t>
+      </w:r>
+      <w:r>
+        <w:t xml:space="preserve">Названия тестов должны начинаться с </w:t>
       </w:r>
       <w:r>
         <w:rPr>
           <w:lang w:val="ru-MD"/>
         </w:rPr>
-        <w:t>скриптов</w:t>
+        <w:t>“</w:t>
       </w:r>
       <w:r>
         <w:rPr>
           <w:lang w:val="en-US"/>
         </w:rPr>
-        <w:t xml:space="preserve"> (test_player.gd, test_collectable.gd).</w:t>
+        <w:t>test</w:t>
+      </w:r>
+      <w:r>
+        <w:rPr>
+          <w:lang w:val="ru-MD"/>
+        </w:rPr>
+        <w:t>_”</w:t>
+      </w:r>
+      <w:r>
+        <w:t xml:space="preserve">. </w:t>
+      </w:r>
+      <w:r>
+        <w:t>Тесты имеет смысл проверять лишь в реалистично достижимых границах значений.</w:t>
       </w:r>
     </w:p>
     <w:p>
@@ -11806,6 +12024,118 @@
     </w:lvl>
   </w:abstractNum>
   <w:abstractNum w:abstractNumId="4" w15:restartNumberingAfterBreak="0">
+    <w:nsid w:val="08F41A1D"/>
+    <w:multiLevelType w:val="hybridMultilevel"/>
+    <w:tmpl w:val="F34A04F4"/>
+    <w:lvl w:ilvl="0" w:tplc="609E06BE">
+      <w:numFmt w:val="bullet"/>
+      <w:lvlText w:val=""/>
+      <w:lvlJc w:val="left"/>
+      <w:pPr>
+        <w:ind w:left="1080" w:hanging="360"/>
+      </w:pPr>
+      <w:rPr>
+        <w:rFonts w:ascii="Symbol" w:eastAsia="Times New Roman" w:hAnsi="Symbol" w:cs="Times New Roman" w:hint="default"/>
+      </w:rPr>
+    </w:lvl>
+    <w:lvl w:ilvl="1" w:tplc="08190003" w:tentative="1">
+      <w:start w:val="1"/>
+      <w:numFmt w:val="bullet"/>
+      <w:lvlText w:val="o"/>
+      <w:lvlJc w:val="left"/>
+      <w:pPr>
+        <w:ind w:left="1800" w:hanging="360"/>
+      </w:pPr>
+      <w:rPr>
+        <w:rFonts w:ascii="Courier New" w:hAnsi="Courier New" w:cs="Courier New" w:hint="default"/>
+      </w:rPr>
+    </w:lvl>
+    <w:lvl w:ilvl="2" w:tplc="08190005" w:tentative="1">
+      <w:start w:val="1"/>
+      <w:numFmt w:val="bullet"/>
+      <w:lvlText w:val=""/>
+      <w:lvlJc w:val="left"/>
+      <w:pPr>
+        <w:ind w:left="2520" w:hanging="360"/>
+      </w:pPr>
+      <w:rPr>
+        <w:rFonts w:ascii="Wingdings" w:hAnsi="Wingdings" w:hint="default"/>
+      </w:rPr>
+    </w:lvl>
+    <w:lvl w:ilvl="3" w:tplc="08190001" w:tentative="1">
+      <w:start w:val="1"/>
+      <w:numFmt w:val="bullet"/>
+      <w:lvlText w:val=""/>
+      <w:lvlJc w:val="left"/>
+      <w:pPr>
+        <w:ind w:left="3240" w:hanging="360"/>
+      </w:pPr>
+      <w:rPr>
+        <w:rFonts w:ascii="Symbol" w:hAnsi="Symbol" w:hint="default"/>
+      </w:rPr>
+    </w:lvl>
+    <w:lvl w:ilvl="4" w:tplc="08190003" w:tentative="1">
+      <w:start w:val="1"/>
+      <w:numFmt w:val="bullet"/>
+      <w:lvlText w:val="o"/>
+      <w:lvlJc w:val="left"/>
+      <w:pPr>
+        <w:ind w:left="3960" w:hanging="360"/>
+      </w:pPr>
+      <w:rPr>
+        <w:rFonts w:ascii="Courier New" w:hAnsi="Courier New" w:cs="Courier New" w:hint="default"/>
+      </w:rPr>
+    </w:lvl>
+    <w:lvl w:ilvl="5" w:tplc="08190005" w:tentative="1">
+      <w:start w:val="1"/>
+      <w:numFmt w:val="bullet"/>
+      <w:lvlText w:val=""/>
+      <w:lvlJc w:val="left"/>
+      <w:pPr>
+        <w:ind w:left="4680" w:hanging="360"/>
+      </w:pPr>
+      <w:rPr>
+        <w:rFonts w:ascii="Wingdings" w:hAnsi="Wingdings" w:hint="default"/>
+      </w:rPr>
+    </w:lvl>
+    <w:lvl w:ilvl="6" w:tplc="08190001" w:tentative="1">
+      <w:start w:val="1"/>
+      <w:numFmt w:val="bullet"/>
+      <w:lvlText w:val=""/>
+      <w:lvlJc w:val="left"/>
+      <w:pPr>
+        <w:ind w:left="5400" w:hanging="360"/>
+      </w:pPr>
+      <w:rPr>
+        <w:rFonts w:ascii="Symbol" w:hAnsi="Symbol" w:hint="default"/>
+      </w:rPr>
+    </w:lvl>
+    <w:lvl w:ilvl="7" w:tplc="08190003" w:tentative="1">
+      <w:start w:val="1"/>
+      <w:numFmt w:val="bullet"/>
+      <w:lvlText w:val="o"/>
+      <w:lvlJc w:val="left"/>
+      <w:pPr>
+        <w:ind w:left="6120" w:hanging="360"/>
+      </w:pPr>
+      <w:rPr>
+        <w:rFonts w:ascii="Courier New" w:hAnsi="Courier New" w:cs="Courier New" w:hint="default"/>
+      </w:rPr>
+    </w:lvl>
+    <w:lvl w:ilvl="8" w:tplc="08190005" w:tentative="1">
+      <w:start w:val="1"/>
+      <w:numFmt w:val="bullet"/>
+      <w:lvlText w:val=""/>
+      <w:lvlJc w:val="left"/>
+      <w:pPr>
+        <w:ind w:left="6840" w:hanging="360"/>
+      </w:pPr>
+      <w:rPr>
+        <w:rFonts w:ascii="Wingdings" w:hAnsi="Wingdings" w:hint="default"/>
+      </w:rPr>
+    </w:lvl>
+  </w:abstractNum>
+  <w:abstractNum w:abstractNumId="5" w15:restartNumberingAfterBreak="0">
     <w:nsid w:val="0F1D7E44"/>
     <w:multiLevelType w:val="hybridMultilevel"/>
     <w:tmpl w:val="77B86C44"/>
@@ -11894,7 +12224,120 @@
       </w:pPr>
     </w:lvl>
   </w:abstractNum>
-  <w:abstractNum w:abstractNumId="5" w15:restartNumberingAfterBreak="0">
+  <w:abstractNum w:abstractNumId="6" w15:restartNumberingAfterBreak="0">
+    <w:nsid w:val="1019471E"/>
+    <w:multiLevelType w:val="multilevel"/>
+    <w:tmpl w:val="1CAC5EB4"/>
+    <w:lvl w:ilvl="0">
+      <w:start w:val="1"/>
+      <w:numFmt w:val="decimal"/>
+      <w:lvlText w:val="%1"/>
+      <w:lvlJc w:val="left"/>
+      <w:pPr>
+        <w:ind w:left="432" w:hanging="432"/>
+      </w:pPr>
+      <w:rPr>
+        <w:rFonts w:cs="Times New Roman"/>
+      </w:rPr>
+    </w:lvl>
+    <w:lvl w:ilvl="1">
+      <w:start w:val="1"/>
+      <w:numFmt w:val="decimal"/>
+      <w:lvlText w:val="%2"/>
+      <w:lvlJc w:val="left"/>
+      <w:pPr>
+        <w:ind w:left="576" w:hanging="576"/>
+      </w:pPr>
+      <w:rPr>
+        <w:rFonts w:hint="default"/>
+      </w:rPr>
+    </w:lvl>
+    <w:lvl w:ilvl="2">
+      <w:start w:val="1"/>
+      <w:numFmt w:val="decimal"/>
+      <w:lvlText w:val="%1.%2.%3"/>
+      <w:lvlJc w:val="left"/>
+      <w:pPr>
+        <w:ind w:left="720" w:hanging="720"/>
+      </w:pPr>
+      <w:rPr>
+        <w:rFonts w:cs="Times New Roman"/>
+      </w:rPr>
+    </w:lvl>
+    <w:lvl w:ilvl="3">
+      <w:start w:val="1"/>
+      <w:numFmt w:val="decimal"/>
+      <w:lvlText w:val="%1.%2.%3.%4"/>
+      <w:lvlJc w:val="left"/>
+      <w:pPr>
+        <w:ind w:left="864" w:hanging="864"/>
+      </w:pPr>
+      <w:rPr>
+        <w:rFonts w:cs="Times New Roman"/>
+      </w:rPr>
+    </w:lvl>
+    <w:lvl w:ilvl="4">
+      <w:start w:val="1"/>
+      <w:numFmt w:val="decimal"/>
+      <w:lvlText w:val="%1.%2.%3.%4.%5"/>
+      <w:lvlJc w:val="left"/>
+      <w:pPr>
+        <w:ind w:left="1008" w:hanging="1008"/>
+      </w:pPr>
+      <w:rPr>
+        <w:rFonts w:cs="Times New Roman"/>
+      </w:rPr>
+    </w:lvl>
+    <w:lvl w:ilvl="5">
+      <w:start w:val="1"/>
+      <w:numFmt w:val="decimal"/>
+      <w:lvlText w:val="%1.%2.%3.%4.%5.%6"/>
+      <w:lvlJc w:val="left"/>
+      <w:pPr>
+        <w:ind w:left="1152" w:hanging="1152"/>
+      </w:pPr>
+      <w:rPr>
+        <w:rFonts w:cs="Times New Roman"/>
+      </w:rPr>
+    </w:lvl>
+    <w:lvl w:ilvl="6">
+      <w:start w:val="1"/>
+      <w:numFmt w:val="decimal"/>
+      <w:lvlText w:val="%1.%2.%3.%4.%5.%6.%7"/>
+      <w:lvlJc w:val="left"/>
+      <w:pPr>
+        <w:ind w:left="1296" w:hanging="1296"/>
+      </w:pPr>
+      <w:rPr>
+        <w:rFonts w:cs="Times New Roman"/>
+      </w:rPr>
+    </w:lvl>
+    <w:lvl w:ilvl="7">
+      <w:start w:val="1"/>
+      <w:numFmt w:val="decimal"/>
+      <w:lvlText w:val="%1.%2.%3.%4.%5.%6.%7.%8"/>
+      <w:lvlJc w:val="left"/>
+      <w:pPr>
+        <w:ind w:left="1440" w:hanging="1440"/>
+      </w:pPr>
+      <w:rPr>
+        <w:rFonts w:cs="Times New Roman"/>
+      </w:rPr>
+    </w:lvl>
+    <w:lvl w:ilvl="8">
+      <w:start w:val="1"/>
+      <w:numFmt w:val="decimal"/>
+      <w:lvlText w:val="%1.%2.%3.%4.%5.%6.%7.%8.%9"/>
+      <w:lvlJc w:val="left"/>
+      <w:pPr>
+        <w:ind w:left="1584" w:hanging="1584"/>
+      </w:pPr>
+      <w:rPr>
+        <w:rFonts w:cs="Times New Roman"/>
+      </w:rPr>
+    </w:lvl>
+  </w:abstractNum>
+  <w:abstractNum w:abstractNumId="7" w15:restartNumberingAfterBreak="0">
     <w:nsid w:val="102B03A4"/>
     <w:multiLevelType w:val="hybridMultilevel"/>
     <w:tmpl w:val="FFFFFFFF"/>
@@ -12035,7 +12478,7 @@
       </w:rPr>
     </w:lvl>
   </w:abstractNum>
-  <w:abstractNum w:abstractNumId="6" w15:restartNumberingAfterBreak="0">
+  <w:abstractNum w:abstractNumId="8" w15:restartNumberingAfterBreak="0">
     <w:nsid w:val="1361215E"/>
     <w:multiLevelType w:val="hybridMultilevel"/>
     <w:tmpl w:val="7DDC0328"/>
@@ -12124,7 +12567,7 @@
       </w:pPr>
     </w:lvl>
   </w:abstractNum>
-  <w:abstractNum w:abstractNumId="7" w15:restartNumberingAfterBreak="0">
+  <w:abstractNum w:abstractNumId="9" w15:restartNumberingAfterBreak="0">
     <w:nsid w:val="1378098F"/>
     <w:multiLevelType w:val="multilevel"/>
     <w:tmpl w:val="FFFFFFFF"/>
@@ -12250,7 +12693,7 @@
       </w:rPr>
     </w:lvl>
   </w:abstractNum>
-  <w:abstractNum w:abstractNumId="8" w15:restartNumberingAfterBreak="0">
+  <w:abstractNum w:abstractNumId="10" w15:restartNumberingAfterBreak="0">
     <w:nsid w:val="22E27A68"/>
     <w:multiLevelType w:val="hybridMultilevel"/>
     <w:tmpl w:val="FFFFFFFF"/>
@@ -12367,7 +12810,7 @@
       </w:rPr>
     </w:lvl>
   </w:abstractNum>
-  <w:abstractNum w:abstractNumId="9" w15:restartNumberingAfterBreak="0">
+  <w:abstractNum w:abstractNumId="11" w15:restartNumberingAfterBreak="0">
     <w:nsid w:val="25560EC9"/>
     <w:multiLevelType w:val="multilevel"/>
     <w:tmpl w:val="FFFFFFFF"/>
@@ -12489,7 +12932,7 @@
       </w:rPr>
     </w:lvl>
   </w:abstractNum>
-  <w:abstractNum w:abstractNumId="10" w15:restartNumberingAfterBreak="0">
+  <w:abstractNum w:abstractNumId="12" w15:restartNumberingAfterBreak="0">
     <w:nsid w:val="2C0744F9"/>
     <w:multiLevelType w:val="hybridMultilevel"/>
     <w:tmpl w:val="FFFFFFFF"/>
@@ -12622,7 +13065,7 @@
       </w:rPr>
     </w:lvl>
   </w:abstractNum>
-  <w:abstractNum w:abstractNumId="11" w15:restartNumberingAfterBreak="0">
+  <w:abstractNum w:abstractNumId="13" w15:restartNumberingAfterBreak="0">
     <w:nsid w:val="2C404A75"/>
     <w:multiLevelType w:val="hybridMultilevel"/>
     <w:tmpl w:val="38B8764A"/>
@@ -12711,7 +13154,7 @@
       </w:pPr>
     </w:lvl>
   </w:abstractNum>
-  <w:abstractNum w:abstractNumId="12" w15:restartNumberingAfterBreak="0">
+  <w:abstractNum w:abstractNumId="14" w15:restartNumberingAfterBreak="0">
     <w:nsid w:val="3A187A08"/>
     <w:multiLevelType w:val="hybridMultilevel"/>
     <w:tmpl w:val="FFFFFFFF"/>
@@ -12828,7 +13271,7 @@
       </w:rPr>
     </w:lvl>
   </w:abstractNum>
-  <w:abstractNum w:abstractNumId="13" w15:restartNumberingAfterBreak="0">
+  <w:abstractNum w:abstractNumId="15" w15:restartNumberingAfterBreak="0">
     <w:nsid w:val="3D2C74CA"/>
     <w:multiLevelType w:val="multilevel"/>
     <w:tmpl w:val="8A58B8A0"/>
@@ -12941,7 +13384,7 @@
       </w:rPr>
     </w:lvl>
   </w:abstractNum>
-  <w:abstractNum w:abstractNumId="14" w15:restartNumberingAfterBreak="0">
+  <w:abstractNum w:abstractNumId="16" w15:restartNumberingAfterBreak="0">
     <w:nsid w:val="3E74162B"/>
     <w:multiLevelType w:val="multilevel"/>
     <w:tmpl w:val="FFFFFFFF"/>
@@ -13119,7 +13562,7 @@
       </w:rPr>
     </w:lvl>
   </w:abstractNum>
-  <w:abstractNum w:abstractNumId="15" w15:restartNumberingAfterBreak="0">
+  <w:abstractNum w:abstractNumId="17" w15:restartNumberingAfterBreak="0">
     <w:nsid w:val="3FF26109"/>
     <w:multiLevelType w:val="hybridMultilevel"/>
     <w:tmpl w:val="C3CAC474"/>
@@ -13205,7 +13648,7 @@
       </w:pPr>
     </w:lvl>
   </w:abstractNum>
-  <w:abstractNum w:abstractNumId="16" w15:restartNumberingAfterBreak="0">
+  <w:abstractNum w:abstractNumId="18" w15:restartNumberingAfterBreak="0">
     <w:nsid w:val="41663985"/>
     <w:multiLevelType w:val="multilevel"/>
     <w:tmpl w:val="FFFFFFFF"/>
@@ -13402,7 +13845,7 @@
       </w:rPr>
     </w:lvl>
   </w:abstractNum>
-  <w:abstractNum w:abstractNumId="17" w15:restartNumberingAfterBreak="0">
+  <w:abstractNum w:abstractNumId="19" w15:restartNumberingAfterBreak="0">
     <w:nsid w:val="478D30C5"/>
     <w:multiLevelType w:val="hybridMultilevel"/>
     <w:tmpl w:val="642C8A52"/>
@@ -13491,7 +13934,7 @@
       </w:pPr>
     </w:lvl>
   </w:abstractNum>
-  <w:abstractNum w:abstractNumId="18" w15:restartNumberingAfterBreak="0">
+  <w:abstractNum w:abstractNumId="20" w15:restartNumberingAfterBreak="0">
     <w:nsid w:val="4A892361"/>
     <w:multiLevelType w:val="multilevel"/>
     <w:tmpl w:val="FFFFFFFF"/>
@@ -13616,7 +14059,7 @@
       </w:rPr>
     </w:lvl>
   </w:abstractNum>
-  <w:abstractNum w:abstractNumId="19" w15:restartNumberingAfterBreak="0">
+  <w:abstractNum w:abstractNumId="21" w15:restartNumberingAfterBreak="0">
     <w:nsid w:val="4A8D54B7"/>
     <w:multiLevelType w:val="multilevel"/>
     <w:tmpl w:val="71984DCC"/>
@@ -13729,7 +14172,7 @@
       </w:rPr>
     </w:lvl>
   </w:abstractNum>
-  <w:abstractNum w:abstractNumId="20" w15:restartNumberingAfterBreak="0">
+  <w:abstractNum w:abstractNumId="22" w15:restartNumberingAfterBreak="0">
     <w:nsid w:val="4E0964DD"/>
     <w:multiLevelType w:val="hybridMultilevel"/>
     <w:tmpl w:val="875C7648"/>
@@ -13818,7 +14261,93 @@
       </w:pPr>
     </w:lvl>
   </w:abstractNum>
-  <w:abstractNum w:abstractNumId="21" w15:restartNumberingAfterBreak="0">
+  <w:abstractNum w:abstractNumId="23" w15:restartNumberingAfterBreak="0">
+    <w:nsid w:val="50BD2F5F"/>
+    <w:multiLevelType w:val="hybridMultilevel"/>
+    <w:tmpl w:val="95DA389E"/>
+    <w:lvl w:ilvl="0" w:tplc="0819000F">
+      <w:start w:val="1"/>
+      <w:numFmt w:val="decimal"/>
+      <w:lvlText w:val="%1."/>
+      <w:lvlJc w:val="left"/>
+      <w:pPr>
+        <w:ind w:left="1429" w:hanging="360"/>
+      </w:pPr>
+    </w:lvl>
+    <w:lvl w:ilvl="1" w:tplc="08190019" w:tentative="1">
+      <w:start w:val="1"/>
+      <w:numFmt w:val="lowerLetter"/>
+      <w:lvlText w:val="%2."/>
+      <w:lvlJc w:val="left"/>
+      <w:pPr>
+        <w:ind w:left="2149" w:hanging="360"/>
+      </w:pPr>
+    </w:lvl>
+    <w:lvl w:ilvl="2" w:tplc="0819001B" w:tentative="1">
+      <w:start w:val="1"/>
+      <w:numFmt w:val="lowerRoman"/>
+      <w:lvlText w:val="%3."/>
+      <w:lvlJc w:val="right"/>
+      <w:pPr>
+        <w:ind w:left="2869" w:hanging="180"/>
+      </w:pPr>
+    </w:lvl>
+    <w:lvl w:ilvl="3" w:tplc="0819000F" w:tentative="1">
+      <w:start w:val="1"/>
+      <w:numFmt w:val="decimal"/>
+      <w:lvlText w:val="%4."/>
+      <w:lvlJc w:val="left"/>
+      <w:pPr>
+        <w:ind w:left="3589" w:hanging="360"/>
+      </w:pPr>
+    </w:lvl>
+    <w:lvl w:ilvl="4" w:tplc="08190019" w:tentative="1">
+      <w:start w:val="1"/>
+      <w:numFmt w:val="lowerLetter"/>
+      <w:lvlText w:val="%5."/>
+      <w:lvlJc w:val="left"/>
+      <w:pPr>
+        <w:ind w:left="4309" w:hanging="360"/>
+      </w:pPr>
+    </w:lvl>
+    <w:lvl w:ilvl="5" w:tplc="0819001B" w:tentative="1">
+      <w:start w:val="1"/>
+      <w:numFmt w:val="lowerRoman"/>
+      <w:lvlText w:val="%6."/>
+      <w:lvlJc w:val="right"/>
+      <w:pPr>
+        <w:ind w:left="5029" w:hanging="180"/>
+      </w:pPr>
+    </w:lvl>
+    <w:lvl w:ilvl="6" w:tplc="0819000F" w:tentative="1">
+      <w:start w:val="1"/>
+      <w:numFmt w:val="decimal"/>
+      <w:lvlText w:val="%7."/>
+      <w:lvlJc w:val="left"/>
+      <w:pPr>
+        <w:ind w:left="5749" w:hanging="360"/>
+      </w:pPr>
+    </w:lvl>
+    <w:lvl w:ilvl="7" w:tplc="08190019" w:tentative="1">
+      <w:start w:val="1"/>
+      <w:numFmt w:val="lowerLetter"/>
+      <w:lvlText w:val="%8."/>
+      <w:lvlJc w:val="left"/>
+      <w:pPr>
+        <w:ind w:left="6469" w:hanging="360"/>
+      </w:pPr>
+    </w:lvl>
+    <w:lvl w:ilvl="8" w:tplc="0819001B" w:tentative="1">
+      <w:start w:val="1"/>
+      <w:numFmt w:val="lowerRoman"/>
+      <w:lvlText w:val="%9."/>
+      <w:lvlJc w:val="right"/>
+      <w:pPr>
+        <w:ind w:left="7189" w:hanging="180"/>
+      </w:pPr>
+    </w:lvl>
+  </w:abstractNum>
+  <w:abstractNum w:abstractNumId="24" w15:restartNumberingAfterBreak="0">
     <w:nsid w:val="5A327791"/>
     <w:multiLevelType w:val="hybridMultilevel"/>
     <w:tmpl w:val="FFFFFFFF"/>
@@ -13951,7 +14480,7 @@
       </w:rPr>
     </w:lvl>
   </w:abstractNum>
-  <w:abstractNum w:abstractNumId="22" w15:restartNumberingAfterBreak="0">
+  <w:abstractNum w:abstractNumId="25" w15:restartNumberingAfterBreak="0">
     <w:nsid w:val="5BB7484F"/>
     <w:multiLevelType w:val="hybridMultilevel"/>
     <w:tmpl w:val="9C72327C"/>
@@ -14040,7 +14569,7 @@
       </w:pPr>
     </w:lvl>
   </w:abstractNum>
-  <w:abstractNum w:abstractNumId="23" w15:restartNumberingAfterBreak="0">
+  <w:abstractNum w:abstractNumId="26" w15:restartNumberingAfterBreak="0">
     <w:nsid w:val="605D139F"/>
     <w:multiLevelType w:val="multilevel"/>
     <w:tmpl w:val="FFFFFFFF"/>
@@ -14181,7 +14710,7 @@
       </w:rPr>
     </w:lvl>
   </w:abstractNum>
-  <w:abstractNum w:abstractNumId="24" w15:restartNumberingAfterBreak="0">
+  <w:abstractNum w:abstractNumId="27" w15:restartNumberingAfterBreak="0">
     <w:nsid w:val="63EC2B42"/>
     <w:multiLevelType w:val="hybridMultilevel"/>
     <w:tmpl w:val="FFFFFFFF"/>
@@ -14322,7 +14851,7 @@
       </w:rPr>
     </w:lvl>
   </w:abstractNum>
-  <w:abstractNum w:abstractNumId="25" w15:restartNumberingAfterBreak="0">
+  <w:abstractNum w:abstractNumId="28" w15:restartNumberingAfterBreak="0">
     <w:nsid w:val="699B3442"/>
     <w:multiLevelType w:val="multilevel"/>
     <w:tmpl w:val="FFFFFFFF"/>
@@ -14446,7 +14975,7 @@
       </w:rPr>
     </w:lvl>
   </w:abstractNum>
-  <w:abstractNum w:abstractNumId="26" w15:restartNumberingAfterBreak="0">
+  <w:abstractNum w:abstractNumId="29" w15:restartNumberingAfterBreak="0">
     <w:nsid w:val="6C152B20"/>
     <w:multiLevelType w:val="hybridMultilevel"/>
     <w:tmpl w:val="24D42078"/>
@@ -14535,7 +15064,7 @@
       </w:pPr>
     </w:lvl>
   </w:abstractNum>
-  <w:abstractNum w:abstractNumId="27" w15:restartNumberingAfterBreak="0">
+  <w:abstractNum w:abstractNumId="30" w15:restartNumberingAfterBreak="0">
     <w:nsid w:val="7C495A6F"/>
     <w:multiLevelType w:val="hybridMultilevel"/>
     <w:tmpl w:val="5FBAD042"/>
@@ -14624,7 +15153,7 @@
       </w:pPr>
     </w:lvl>
   </w:abstractNum>
-  <w:abstractNum w:abstractNumId="28" w15:restartNumberingAfterBreak="0">
+  <w:abstractNum w:abstractNumId="31" w15:restartNumberingAfterBreak="0">
     <w:nsid w:val="7DAE5600"/>
     <w:multiLevelType w:val="multilevel"/>
     <w:tmpl w:val="FFFFFFFF"/>
@@ -14746,7 +15275,7 @@
       </w:rPr>
     </w:lvl>
   </w:abstractNum>
-  <w:abstractNum w:abstractNumId="29" w15:restartNumberingAfterBreak="0">
+  <w:abstractNum w:abstractNumId="32" w15:restartNumberingAfterBreak="0">
     <w:nsid w:val="7F4A0272"/>
     <w:multiLevelType w:val="hybridMultilevel"/>
     <w:tmpl w:val="FFFFFFFF"/>
@@ -14863,7 +15392,7 @@
       </w:rPr>
     </w:lvl>
   </w:abstractNum>
-  <w:abstractNum w:abstractNumId="30" w15:restartNumberingAfterBreak="0">
+  <w:abstractNum w:abstractNumId="33" w15:restartNumberingAfterBreak="0">
     <w:nsid w:val="7FC32042"/>
     <w:multiLevelType w:val="hybridMultilevel"/>
     <w:tmpl w:val="FFFFFFFF"/>
@@ -14981,37 +15510,37 @@
     </w:lvl>
   </w:abstractNum>
   <w:num w:numId="1">
+    <w:abstractNumId w:val="20"/>
+  </w:num>
+  <w:num w:numId="2">
+    <w:abstractNumId w:val="26"/>
+  </w:num>
+  <w:num w:numId="3">
+    <w:abstractNumId w:val="12"/>
+  </w:num>
+  <w:num w:numId="4">
     <w:abstractNumId w:val="18"/>
   </w:num>
-  <w:num w:numId="2">
-    <w:abstractNumId w:val="23"/>
-  </w:num>
-  <w:num w:numId="3">
+  <w:num w:numId="5">
     <w:abstractNumId w:val="10"/>
   </w:num>
-  <w:num w:numId="4">
-    <w:abstractNumId w:val="16"/>
-  </w:num>
-  <w:num w:numId="5">
-    <w:abstractNumId w:val="8"/>
-  </w:num>
   <w:num w:numId="6">
-    <w:abstractNumId w:val="7"/>
+    <w:abstractNumId w:val="9"/>
   </w:num>
   <w:num w:numId="7">
-    <w:abstractNumId w:val="29"/>
+    <w:abstractNumId w:val="32"/>
     <w:lvlOverride w:ilvl="0">
       <w:startOverride w:val="1"/>
     </w:lvlOverride>
   </w:num>
   <w:num w:numId="8">
-    <w:abstractNumId w:val="5"/>
+    <w:abstractNumId w:val="7"/>
   </w:num>
   <w:num w:numId="9">
-    <w:abstractNumId w:val="24"/>
+    <w:abstractNumId w:val="27"/>
   </w:num>
   <w:num w:numId="10">
-    <w:abstractNumId w:val="25"/>
+    <w:abstractNumId w:val="28"/>
   </w:num>
   <w:num w:numId="11">
     <w:abstractNumId w:val="1"/>
@@ -15020,61 +15549,70 @@
     <w:abstractNumId w:val="3"/>
   </w:num>
   <w:num w:numId="13">
-    <w:abstractNumId w:val="12"/>
+    <w:abstractNumId w:val="14"/>
   </w:num>
   <w:num w:numId="14">
-    <w:abstractNumId w:val="30"/>
+    <w:abstractNumId w:val="33"/>
   </w:num>
   <w:num w:numId="15">
-    <w:abstractNumId w:val="21"/>
+    <w:abstractNumId w:val="24"/>
   </w:num>
   <w:num w:numId="16">
     <w:abstractNumId w:val="2"/>
   </w:num>
   <w:num w:numId="17">
-    <w:abstractNumId w:val="14"/>
+    <w:abstractNumId w:val="16"/>
   </w:num>
   <w:num w:numId="18">
-    <w:abstractNumId w:val="9"/>
+    <w:abstractNumId w:val="11"/>
   </w:num>
   <w:num w:numId="19">
-    <w:abstractNumId w:val="28"/>
+    <w:abstractNumId w:val="31"/>
   </w:num>
   <w:num w:numId="20">
-    <w:abstractNumId w:val="15"/>
+    <w:abstractNumId w:val="17"/>
   </w:num>
   <w:num w:numId="21">
-    <w:abstractNumId w:val="11"/>
+    <w:abstractNumId w:val="13"/>
   </w:num>
   <w:num w:numId="22">
-    <w:abstractNumId w:val="4"/>
+    <w:abstractNumId w:val="5"/>
   </w:num>
   <w:num w:numId="23">
-    <w:abstractNumId w:val="20"/>
+    <w:abstractNumId w:val="22"/>
   </w:num>
   <w:num w:numId="24">
     <w:abstractNumId w:val="0"/>
   </w:num>
   <w:num w:numId="25">
-    <w:abstractNumId w:val="27"/>
+    <w:abstractNumId w:val="30"/>
   </w:num>
   <w:num w:numId="26">
-    <w:abstractNumId w:val="22"/>
+    <w:abstractNumId w:val="25"/>
   </w:num>
   <w:num w:numId="27">
+    <w:abstractNumId w:val="8"/>
+  </w:num>
+  <w:num w:numId="28">
+    <w:abstractNumId w:val="21"/>
+  </w:num>
+  <w:num w:numId="29">
+    <w:abstractNumId w:val="19"/>
+  </w:num>
+  <w:num w:numId="30">
+    <w:abstractNumId w:val="15"/>
+  </w:num>
+  <w:num w:numId="31">
+    <w:abstractNumId w:val="29"/>
+  </w:num>
+  <w:num w:numId="32">
+    <w:abstractNumId w:val="4"/>
+  </w:num>
+  <w:num w:numId="33">
     <w:abstractNumId w:val="6"/>
   </w:num>
-  <w:num w:numId="28">
-    <w:abstractNumId w:val="19"/>
-  </w:num>
-  <w:num w:numId="29">
-    <w:abstractNumId w:val="17"/>
-  </w:num>
-  <w:num w:numId="30">
-    <w:abstractNumId w:val="13"/>
-  </w:num>
-  <w:num w:numId="31">
-    <w:abstractNumId w:val="26"/>
+  <w:num w:numId="34">
+    <w:abstractNumId w:val="23"/>
   </w:num>
   <w:numIdMacAtCleanup w:val="31"/>
 </w:numbering>
@@ -18014,6 +18552,19 @@
       </w:tblBorders>
     </w:tblPr>
   </w:style>
+  <w:style w:type="paragraph" w:styleId="aff5">
+    <w:name w:val="List Paragraph"/>
+    <w:basedOn w:val="a1"/>
+    <w:uiPriority w:val="34"/>
+    <w:semiHidden/>
+    <w:qFormat/>
+    <w:locked/>
+    <w:rsid w:val="00EA3B24"/>
+    <w:pPr>
+      <w:ind w:left="720"/>
+      <w:contextualSpacing/>
+    </w:pPr>
+  </w:style>
 </w:styles>
 </file>
 
